--- a/courses/phy202/practice-exams/final/phy202-practice-exam-final-v1-answer-key.docx
+++ b/courses/phy202/practice-exams/final/phy202-practice-exam-final-v1-answer-key.docx
@@ -15,7 +15,7 @@
         <w:pStyle w:val="BodyText"/>
       </w:pPr>
       <w:r>
-        <w:t> </w:t>
+        <w:t xml:space="preserve"> </w:t>
       </w:r>
     </w:p>
     <w:p>
@@ -318,7 +318,7 @@
         </w:numPr>
       </w:pPr>
       <w:r>
-        <w:t> </w:t>
+        <w:t xml:space="preserve"> </w:t>
       </w:r>
     </w:p>
     <w:p>
@@ -544,7 +544,7 @@
         </w:numPr>
       </w:pPr>
       <w:r>
-        <w:t> </w:t>
+        <w:t xml:space="preserve"> </w:t>
       </w:r>
     </w:p>
     <w:p>
@@ -720,7 +720,7 @@
         </w:numPr>
       </w:pPr>
       <w:r>
-        <w:t> </w:t>
+        <w:t xml:space="preserve"> </w:t>
       </w:r>
     </w:p>
     <w:p>
@@ -879,7 +879,7 @@
         </w:numPr>
       </w:pPr>
       <w:r>
-        <w:t> </w:t>
+        <w:t xml:space="preserve"> </w:t>
       </w:r>
     </w:p>
     <w:p>
@@ -1458,7 +1458,7 @@
         </w:numPr>
       </w:pPr>
       <w:r>
-        <w:t> </w:t>
+        <w:t xml:space="preserve"> </w:t>
       </w:r>
     </w:p>
     <w:p>
@@ -1625,7 +1625,7 @@
         </w:numPr>
       </w:pPr>
       <w:r>
-        <w:t> </w:t>
+        <w:t xml:space="preserve"> </w:t>
       </w:r>
     </w:p>
     <w:p>
@@ -1788,7 +1788,7 @@
         </w:numPr>
       </w:pPr>
       <w:r>
-        <w:t> </w:t>
+        <w:t xml:space="preserve"> </w:t>
       </w:r>
     </w:p>
     <w:p>
@@ -2085,7 +2085,7 @@
         </w:numPr>
       </w:pPr>
       <w:r>
-        <w:t> </w:t>
+        <w:t xml:space="preserve"> </w:t>
       </w:r>
     </w:p>
     <w:p>
@@ -2453,7 +2453,7 @@
         </w:numPr>
       </w:pPr>
       <w:r>
-        <w:t> </w:t>
+        <w:t xml:space="preserve"> </w:t>
       </w:r>
     </w:p>
     <w:p>
@@ -2784,7 +2784,7 @@
         </w:numPr>
       </w:pPr>
       <w:r>
-        <w:t> </w:t>
+        <w:t xml:space="preserve"> </w:t>
       </w:r>
     </w:p>
     <w:p>
@@ -3024,7 +3024,7 @@
         </w:numPr>
       </w:pPr>
       <w:r>
-        <w:t> </w:t>
+        <w:t xml:space="preserve"> </w:t>
       </w:r>
     </w:p>
     <w:p>
@@ -3182,7 +3182,7 @@
         </w:numPr>
       </w:pPr>
       <w:r>
-        <w:t> </w:t>
+        <w:t xml:space="preserve"> </w:t>
       </w:r>
     </w:p>
     <w:p>
@@ -3486,7 +3486,7 @@
         </w:numPr>
       </w:pPr>
       <w:r>
-        <w:t> </w:t>
+        <w:t xml:space="preserve"> </w:t>
       </w:r>
     </w:p>
     <w:p>
@@ -3924,7 +3924,7 @@
         </w:numPr>
       </w:pPr>
       <w:r>
-        <w:t> </w:t>
+        <w:t xml:space="preserve"> </w:t>
       </w:r>
     </w:p>
     <w:p>
@@ -4259,16 +4259,14 @@
         </w:numPr>
       </w:pPr>
       <w:r>
-        <w:t> </w:t>
+        <w:t xml:space="preserve"> </w:t>
       </w:r>
     </w:p>
     <w:p>
       <w:pPr>
         <w:spacing w:after="200"/>
       </w:pPr>
-      <w:r>
-        <w:br w:type="page"/>
-      </w:r>
+      <w:r/>
     </w:p>
     <w:p>
       <w:pPr>
@@ -4454,7 +4452,7 @@
         </w:numPr>
       </w:pPr>
       <w:r>
-        <w:t> </w:t>
+        <w:t xml:space="preserve"> </w:t>
       </w:r>
     </w:p>
     <w:p>
@@ -4785,7 +4783,7 @@
         </w:numPr>
       </w:pPr>
       <w:r>
-        <w:t> </w:t>
+        <w:t xml:space="preserve"> </w:t>
       </w:r>
     </w:p>
     <w:p>
@@ -4887,7 +4885,7 @@
         </w:numPr>
       </w:pPr>
       <w:r>
-        <w:t> </w:t>
+        <w:t xml:space="preserve"> </w:t>
       </w:r>
     </w:p>
     <w:p>
@@ -5005,7 +5003,7 @@
         </w:numPr>
       </w:pPr>
       <w:r>
-        <w:t> </w:t>
+        <w:t xml:space="preserve"> </w:t>
       </w:r>
     </w:p>
     <w:p>
@@ -5297,7 +5295,7 @@
         </w:numPr>
       </w:pPr>
       <w:r>
-        <w:t> </w:t>
+        <w:t xml:space="preserve"> </w:t>
       </w:r>
     </w:p>
     <w:p>
@@ -5650,7 +5648,7 @@
         </w:numPr>
       </w:pPr>
       <w:r>
-        <w:t> </w:t>
+        <w:t xml:space="preserve"> </w:t>
       </w:r>
     </w:p>
     <w:p>
@@ -5806,7 +5804,7 @@
         </w:numPr>
       </w:pPr>
       <w:r>
-        <w:t> </w:t>
+        <w:t xml:space="preserve"> </w:t>
       </w:r>
     </w:p>
     <w:p>
@@ -6102,7 +6100,7 @@
         </w:numPr>
       </w:pPr>
       <w:r>
-        <w:t> </w:t>
+        <w:t xml:space="preserve"> </w:t>
       </w:r>
     </w:p>
     <w:p>
@@ -6278,7 +6276,7 @@
         </w:numPr>
       </w:pPr>
       <w:r>
-        <w:t> </w:t>
+        <w:t xml:space="preserve"> </w:t>
       </w:r>
     </w:p>
     <w:p>
@@ -6615,7 +6613,7 @@
         </w:numPr>
       </w:pPr>
       <w:r>
-        <w:t> </w:t>
+        <w:t xml:space="preserve"> </w:t>
       </w:r>
     </w:p>
     <w:p>
@@ -6830,7 +6828,7 @@
         </w:numPr>
       </w:pPr>
       <w:r>
-        <w:t> </w:t>
+        <w:t xml:space="preserve"> </w:t>
       </w:r>
     </w:p>
     <w:p>
@@ -7006,7 +7004,7 @@
         </w:numPr>
       </w:pPr>
       <w:r>
-        <w:t> </w:t>
+        <w:t xml:space="preserve"> </w:t>
       </w:r>
     </w:p>
     <w:p>
@@ -7281,7 +7279,7 @@
         </w:numPr>
       </w:pPr>
       <w:r>
-        <w:t> </w:t>
+        <w:t xml:space="preserve"> </w:t>
       </w:r>
     </w:p>
     <w:p>
@@ -7539,7 +7537,7 @@
         </w:numPr>
       </w:pPr>
       <w:r>
-        <w:t> </w:t>
+        <w:t xml:space="preserve"> </w:t>
       </w:r>
     </w:p>
     <w:p>
@@ -7751,7 +7749,7 @@
         </w:numPr>
       </w:pPr>
       <w:r>
-        <w:t> </w:t>
+        <w:t xml:space="preserve"> </w:t>
       </w:r>
     </w:p>
     <w:p>
@@ -8009,7 +8007,7 @@
         </w:numPr>
       </w:pPr>
       <w:r>
-        <w:t> </w:t>
+        <w:t xml:space="preserve"> </w:t>
       </w:r>
     </w:p>
     <w:p>
@@ -8190,7 +8188,7 @@
         </w:numPr>
       </w:pPr>
       <w:r>
-        <w:t> </w:t>
+        <w:t xml:space="preserve"> </w:t>
       </w:r>
     </w:p>
     <w:p>
@@ -8353,7 +8351,7 @@
         </w:numPr>
       </w:pPr>
       <w:r>
-        <w:t> </w:t>
+        <w:t xml:space="preserve"> </w:t>
       </w:r>
     </w:p>
     <w:p>
@@ -8633,7 +8631,7 @@
         </w:numPr>
       </w:pPr>
       <w:r>
-        <w:t> </w:t>
+        <w:t xml:space="preserve"> </w:t>
       </w:r>
     </w:p>
     <w:p>
@@ -8851,7 +8849,7 @@
         </w:numPr>
       </w:pPr>
       <w:r>
-        <w:t> </w:t>
+        <w:t xml:space="preserve"> </w:t>
       </w:r>
     </w:p>
     <w:p>
@@ -9109,7 +9107,7 @@
         </w:numPr>
       </w:pPr>
       <w:r>
-        <w:t> </w:t>
+        <w:t xml:space="preserve"> </w:t>
       </w:r>
     </w:p>
     <w:p>
@@ -9263,7 +9261,7 @@
         </w:numPr>
       </w:pPr>
       <w:r>
-        <w:t> </w:t>
+        <w:t xml:space="preserve"> </w:t>
       </w:r>
     </w:p>
     <w:p>
@@ -9339,7 +9337,7 @@
         </w:numPr>
       </w:pPr>
       <w:r>
-        <w:t> </w:t>
+        <w:t xml:space="preserve"> </w:t>
       </w:r>
     </w:p>
     <w:p>
@@ -9557,7 +9555,7 @@
         </w:numPr>
       </w:pPr>
       <w:r>
-        <w:t> </w:t>
+        <w:t xml:space="preserve"> </w:t>
       </w:r>
     </w:p>
     <w:p>
@@ -9883,7 +9881,7 @@
         </w:numPr>
       </w:pPr>
       <w:r>
-        <w:t> </w:t>
+        <w:t xml:space="preserve"> </w:t>
       </w:r>
     </w:p>
     <w:p>
@@ -10148,7 +10146,7 @@
         </w:numPr>
       </w:pPr>
       <w:r>
-        <w:t> </w:t>
+        <w:t xml:space="preserve"> </w:t>
       </w:r>
     </w:p>
     <w:p>
@@ -10385,7 +10383,7 @@
         </w:numPr>
       </w:pPr>
       <w:r>
-        <w:t> </w:t>
+        <w:t xml:space="preserve"> </w:t>
       </w:r>
     </w:p>
     <w:p>
@@ -10984,7 +10982,7 @@
         </w:numPr>
       </w:pPr>
       <w:r>
-        <w:t> </w:t>
+        <w:t xml:space="preserve"> </w:t>
       </w:r>
     </w:p>
     <w:p>
@@ -11189,7 +11187,7 @@
         </w:numPr>
       </w:pPr>
       <w:r>
-        <w:t> </w:t>
+        <w:t xml:space="preserve"> </w:t>
       </w:r>
     </w:p>
     <w:p>
@@ -11352,7 +11350,7 @@
         </w:numPr>
       </w:pPr>
       <w:r>
-        <w:t> </w:t>
+        <w:t xml:space="preserve"> </w:t>
       </w:r>
     </w:p>
     <w:p>
@@ -11610,7 +11608,7 @@
         </w:numPr>
       </w:pPr>
       <w:r>
-        <w:t> </w:t>
+        <w:t xml:space="preserve"> </w:t>
       </w:r>
     </w:p>
     <w:p>
@@ -11728,7 +11726,7 @@
         </w:numPr>
       </w:pPr>
       <w:r>
-        <w:t> </w:t>
+        <w:t xml:space="preserve"> </w:t>
       </w:r>
     </w:p>
     <w:p>
@@ -11864,7 +11862,7 @@
         </w:numPr>
       </w:pPr>
       <w:r>
-        <w:t> </w:t>
+        <w:t xml:space="preserve"> </w:t>
       </w:r>
     </w:p>
     <w:p>
@@ -12137,7 +12135,7 @@
         </w:numPr>
       </w:pPr>
       <w:r>
-        <w:t> </w:t>
+        <w:t xml:space="preserve"> </w:t>
       </w:r>
     </w:p>
     <w:p>
@@ -12320,7 +12318,7 @@
         </w:numPr>
       </w:pPr>
       <w:r>
-        <w:t> </w:t>
+        <w:t xml:space="preserve"> </w:t>
       </w:r>
     </w:p>
     <w:p>
@@ -12521,7 +12519,7 @@
         </w:numPr>
       </w:pPr>
       <w:r>
-        <w:t> </w:t>
+        <w:t xml:space="preserve"> </w:t>
       </w:r>
     </w:p>
     <w:p>
@@ -12959,7 +12957,7 @@
         </w:numPr>
       </w:pPr>
       <w:r>
-        <w:t> </w:t>
+        <w:t xml:space="preserve"> </w:t>
       </w:r>
     </w:p>
     <w:p>
@@ -13327,7 +13325,7 @@
         </w:numPr>
       </w:pPr>
       <w:r>
-        <w:t> </w:t>
+        <w:t xml:space="preserve"> </w:t>
       </w:r>
     </w:p>
     <w:p>
@@ -13711,7 +13709,7 @@
         </w:numPr>
       </w:pPr>
       <w:r>
-        <w:t> </w:t>
+        <w:t xml:space="preserve"> </w:t>
       </w:r>
     </w:p>
     <w:p>
@@ -13787,7 +13785,7 @@
         </w:numPr>
       </w:pPr>
       <w:r>
-        <w:t> </w:t>
+        <w:t xml:space="preserve"> </w:t>
       </w:r>
     </w:p>
     <w:p>
@@ -13911,7 +13909,7 @@
         </w:numPr>
       </w:pPr>
       <w:r>
-        <w:t> </w:t>
+        <w:t xml:space="preserve"> </w:t>
       </w:r>
     </w:p>
     <w:p>
@@ -14151,7 +14149,7 @@
         </w:numPr>
       </w:pPr>
       <w:r>
-        <w:t> </w:t>
+        <w:t xml:space="preserve"> </w:t>
       </w:r>
     </w:p>
     <w:p>
@@ -14449,7 +14447,7 @@
         </w:numPr>
       </w:pPr>
       <w:r>
-        <w:t> </w:t>
+        <w:t xml:space="preserve"> </w:t>
       </w:r>
     </w:p>
     <w:p>
@@ -14616,7 +14614,7 @@
         </w:numPr>
       </w:pPr>
       <w:r>
-        <w:t> </w:t>
+        <w:t xml:space="preserve"> </w:t>
       </w:r>
     </w:p>
     <w:p>
@@ -14743,7 +14741,7 @@
         </w:numPr>
       </w:pPr>
       <w:r>
-        <w:t> </w:t>
+        <w:t xml:space="preserve"> </w:t>
       </w:r>
     </w:p>
     <w:p>
@@ -14920,7 +14918,7 @@
         </w:numPr>
       </w:pPr>
       <w:r>
-        <w:t> </w:t>
+        <w:t xml:space="preserve"> </w:t>
       </w:r>
     </w:p>
     <w:p>
@@ -15370,7 +15368,7 @@
         </w:numPr>
       </w:pPr>
       <w:r>
-        <w:t> </w:t>
+        <w:t xml:space="preserve"> </w:t>
       </w:r>
     </w:p>
     <w:p>
@@ -15774,7 +15772,7 @@
         </w:numPr>
       </w:pPr>
       <w:r>
-        <w:t> </w:t>
+        <w:t xml:space="preserve"> </w:t>
       </w:r>
     </w:p>
     <w:p>
@@ -16065,7 +16063,7 @@
         </w:numPr>
       </w:pPr>
       <w:r>
-        <w:t> </w:t>
+        <w:t xml:space="preserve"> </w:t>
       </w:r>
     </w:p>
     <w:p>
@@ -16294,8 +16292,7 @@
         </w:numPr>
       </w:pPr>
       <w:r>
-        <w:lastRenderedPageBreak/>
-        <w:t> </w:t>
+        <w:t xml:space="preserve"> </w:t>
       </w:r>
     </w:p>
     <w:p>
@@ -16581,7 +16578,7 @@
         </w:numPr>
       </w:pPr>
       <w:r>
-        <w:t> </w:t>
+        <w:t xml:space="preserve"> </w:t>
       </w:r>
     </w:p>
     <w:p>
@@ -17049,7 +17046,7 @@
         </w:numPr>
       </w:pPr>
       <w:r>
-        <w:t> </w:t>
+        <w:t xml:space="preserve"> </w:t>
       </w:r>
     </w:p>
     <w:p>
@@ -17276,7 +17273,7 @@
         </w:numPr>
       </w:pPr>
       <w:r>
-        <w:t> </w:t>
+        <w:t xml:space="preserve"> </w:t>
       </w:r>
     </w:p>
     <w:p>
@@ -17412,7 +17409,7 @@
         </w:numPr>
       </w:pPr>
       <w:r>
-        <w:t> </w:t>
+        <w:t xml:space="preserve"> </w:t>
       </w:r>
     </w:p>
     <w:p>
@@ -17640,7 +17637,7 @@
         </w:numPr>
       </w:pPr>
       <w:r>
-        <w:t> </w:t>
+        <w:t xml:space="preserve"> </w:t>
       </w:r>
     </w:p>
     <w:p>
@@ -17936,7 +17933,7 @@
         </w:numPr>
       </w:pPr>
       <w:r>
-        <w:t> </w:t>
+        <w:t xml:space="preserve"> </w:t>
       </w:r>
     </w:p>
     <w:p>
@@ -18297,7 +18294,7 @@
         </w:numPr>
       </w:pPr>
       <w:r>
-        <w:t> </w:t>
+        <w:t xml:space="preserve"> </w:t>
       </w:r>
     </w:p>
     <w:p>
@@ -18657,7 +18654,7 @@
         </w:numPr>
       </w:pPr>
       <w:r>
-        <w:t> </w:t>
+        <w:t xml:space="preserve"> </w:t>
       </w:r>
     </w:p>
     <w:p>
@@ -18992,7 +18989,7 @@
         </w:numPr>
       </w:pPr>
       <w:r>
-        <w:t> </w:t>
+        <w:t xml:space="preserve"> </w:t>
       </w:r>
     </w:p>
     <w:p>
@@ -19160,7 +19157,7 @@
         </w:numPr>
       </w:pPr>
       <w:r>
-        <w:t> </w:t>
+        <w:t xml:space="preserve"> </w:t>
       </w:r>
     </w:p>
     <w:p>
@@ -19308,7 +19305,7 @@
         </w:numPr>
       </w:pPr>
       <w:r>
-        <w:t> </w:t>
+        <w:t xml:space="preserve"> </w:t>
       </w:r>
     </w:p>
     <w:p>
@@ -19700,7 +19697,7 @@
         </w:numPr>
       </w:pPr>
       <w:r>
-        <w:t> </w:t>
+        <w:t xml:space="preserve"> </w:t>
       </w:r>
     </w:p>
     <w:p>
@@ -19958,7 +19955,7 @@
         </w:numPr>
       </w:pPr>
       <w:r>
-        <w:t> </w:t>
+        <w:t xml:space="preserve"> </w:t>
       </w:r>
     </w:p>
     <w:p>
@@ -20110,7 +20107,7 @@
         </w:numPr>
       </w:pPr>
       <w:r>
-        <w:t> </w:t>
+        <w:t xml:space="preserve"> </w:t>
       </w:r>
     </w:p>
     <w:p>
@@ -20358,7 +20355,7 @@
         </w:numPr>
       </w:pPr>
       <w:r>
-        <w:t> </w:t>
+        <w:t xml:space="preserve"> </w:t>
       </w:r>
     </w:p>
     <w:p>
@@ -20501,8 +20498,7 @@
         </w:numPr>
       </w:pPr>
       <w:r>
-        <w:lastRenderedPageBreak/>
-        <w:t> </w:t>
+        <w:t xml:space="preserve"> </w:t>
       </w:r>
     </w:p>
     <w:p>
@@ -20888,7 +20884,7 @@
         </w:numPr>
       </w:pPr>
       <w:r>
-        <w:t> </w:t>
+        <w:t xml:space="preserve"> </w:t>
       </w:r>
     </w:p>
     <w:p>
@@ -21051,7 +21047,7 @@
         </w:numPr>
       </w:pPr>
       <w:r>
-        <w:t> </w:t>
+        <w:t xml:space="preserve"> </w:t>
       </w:r>
     </w:p>
     <w:p>
@@ -21305,7 +21301,7 @@
         </w:numPr>
       </w:pPr>
       <w:r>
-        <w:t> </w:t>
+        <w:t xml:space="preserve"> </w:t>
       </w:r>
     </w:p>
     <w:p>
@@ -21514,7 +21510,7 @@
         </w:numPr>
       </w:pPr>
       <w:r>
-        <w:t> </w:t>
+        <w:t xml:space="preserve"> </w:t>
       </w:r>
     </w:p>
     <w:p>
@@ -21663,7 +21659,7 @@
         </w:numPr>
       </w:pPr>
       <w:r>
-        <w:t> </w:t>
+        <w:t xml:space="preserve"> </w:t>
       </w:r>
     </w:p>
     <w:p>
@@ -22029,7 +22025,7 @@
         </w:numPr>
       </w:pPr>
       <w:r>
-        <w:t> </w:t>
+        <w:t xml:space="preserve"> </w:t>
       </w:r>
     </w:p>
     <w:p>
@@ -22295,7 +22291,7 @@
         </w:numPr>
       </w:pPr>
       <w:r>
-        <w:t> </w:t>
+        <w:t xml:space="preserve"> </w:t>
       </w:r>
     </w:p>
     <w:p>
@@ -22438,7 +22434,7 @@
         </w:numPr>
       </w:pPr>
       <w:r>
-        <w:t> </w:t>
+        <w:t xml:space="preserve"> </w:t>
       </w:r>
     </w:p>
     <w:p>
@@ -22611,7 +22607,7 @@
         </w:numPr>
       </w:pPr>
       <w:r>
-        <w:t> </w:t>
+        <w:t xml:space="preserve"> </w:t>
       </w:r>
     </w:p>
     <w:p>
@@ -22741,7 +22737,7 @@
         </w:numPr>
       </w:pPr>
       <w:r>
-        <w:t> </w:t>
+        <w:t xml:space="preserve"> </w:t>
       </w:r>
     </w:p>
     <w:p>
@@ -22935,7 +22931,7 @@
         </w:numPr>
       </w:pPr>
       <w:r>
-        <w:t> </w:t>
+        <w:t xml:space="preserve"> </w:t>
       </w:r>
     </w:p>
     <w:p>
@@ -23197,7 +23193,7 @@
         </w:numPr>
       </w:pPr>
       <w:r>
-        <w:t> </w:t>
+        <w:t xml:space="preserve"> </w:t>
       </w:r>
     </w:p>
     <w:p>
@@ -23408,7 +23404,7 @@
         </w:numPr>
       </w:pPr>
       <w:r>
-        <w:t> </w:t>
+        <w:t xml:space="preserve"> </w:t>
       </w:r>
     </w:p>
     <w:p>
@@ -23556,7 +23552,7 @@
         </w:numPr>
       </w:pPr>
       <w:r>
-        <w:t> </w:t>
+        <w:t xml:space="preserve"> </w:t>
       </w:r>
     </w:p>
     <w:p>
@@ -23693,7 +23689,7 @@
         </w:numPr>
       </w:pPr>
       <w:r>
-        <w:t> </w:t>
+        <w:t xml:space="preserve"> </w:t>
       </w:r>
     </w:p>
     <w:p>
@@ -23871,7 +23867,7 @@
         </w:numPr>
       </w:pPr>
       <w:r>
-        <w:t> </w:t>
+        <w:t xml:space="preserve"> </w:t>
       </w:r>
     </w:p>
     <w:p>
@@ -24074,7 +24070,7 @@
         </w:numPr>
       </w:pPr>
       <w:r>
-        <w:t> </w:t>
+        <w:t xml:space="preserve"> </w:t>
       </w:r>
     </w:p>
     <w:sectPr>

--- a/courses/phy202/practice-exams/final/phy202-practice-exam-final-v1-answer-key.docx
+++ b/courses/phy202/practice-exams/final/phy202-practice-exam-final-v1-answer-key.docx
@@ -15,7 +15,7 @@
         <w:pStyle w:val="BodyText"/>
       </w:pPr>
       <w:r>
-        <w:t xml:space="preserve"> </w:t>
+        <w:t> </w:t>
       </w:r>
     </w:p>
     <w:p>
@@ -318,7 +318,7 @@
         </w:numPr>
       </w:pPr>
       <w:r>
-        <w:t xml:space="preserve"> </w:t>
+        <w:t> </w:t>
       </w:r>
     </w:p>
     <w:p>
@@ -544,7 +544,7 @@
         </w:numPr>
       </w:pPr>
       <w:r>
-        <w:t xml:space="preserve"> </w:t>
+        <w:t> </w:t>
       </w:r>
     </w:p>
     <w:p>
@@ -720,7 +720,7 @@
         </w:numPr>
       </w:pPr>
       <w:r>
-        <w:t xml:space="preserve"> </w:t>
+        <w:t> </w:t>
       </w:r>
     </w:p>
     <w:p>
@@ -879,7 +879,7 @@
         </w:numPr>
       </w:pPr>
       <w:r>
-        <w:t xml:space="preserve"> </w:t>
+        <w:t> </w:t>
       </w:r>
     </w:p>
     <w:p>
@@ -1458,7 +1458,7 @@
         </w:numPr>
       </w:pPr>
       <w:r>
-        <w:t xml:space="preserve"> </w:t>
+        <w:t> </w:t>
       </w:r>
     </w:p>
     <w:p>
@@ -1625,7 +1625,7 @@
         </w:numPr>
       </w:pPr>
       <w:r>
-        <w:t xml:space="preserve"> </w:t>
+        <w:t> </w:t>
       </w:r>
     </w:p>
     <w:p>
@@ -1788,7 +1788,7 @@
         </w:numPr>
       </w:pPr>
       <w:r>
-        <w:t xml:space="preserve"> </w:t>
+        <w:t> </w:t>
       </w:r>
     </w:p>
     <w:p>
@@ -2085,7 +2085,7 @@
         </w:numPr>
       </w:pPr>
       <w:r>
-        <w:t xml:space="preserve"> </w:t>
+        <w:t> </w:t>
       </w:r>
     </w:p>
     <w:p>
@@ -2453,7 +2453,7 @@
         </w:numPr>
       </w:pPr>
       <w:r>
-        <w:t xml:space="preserve"> </w:t>
+        <w:t> </w:t>
       </w:r>
     </w:p>
     <w:p>
@@ -2784,7 +2784,7 @@
         </w:numPr>
       </w:pPr>
       <w:r>
-        <w:t xml:space="preserve"> </w:t>
+        <w:t> </w:t>
       </w:r>
     </w:p>
     <w:p>
@@ -3024,7 +3024,7 @@
         </w:numPr>
       </w:pPr>
       <w:r>
-        <w:t xml:space="preserve"> </w:t>
+        <w:t> </w:t>
       </w:r>
     </w:p>
     <w:p>
@@ -3182,7 +3182,7 @@
         </w:numPr>
       </w:pPr>
       <w:r>
-        <w:t xml:space="preserve"> </w:t>
+        <w:t> </w:t>
       </w:r>
     </w:p>
     <w:p>
@@ -3486,7 +3486,7 @@
         </w:numPr>
       </w:pPr>
       <w:r>
-        <w:t xml:space="preserve"> </w:t>
+        <w:t> </w:t>
       </w:r>
     </w:p>
     <w:p>
@@ -3924,7 +3924,7 @@
         </w:numPr>
       </w:pPr>
       <w:r>
-        <w:t xml:space="preserve"> </w:t>
+        <w:t> </w:t>
       </w:r>
     </w:p>
     <w:p>
@@ -4259,14 +4259,16 @@
         </w:numPr>
       </w:pPr>
       <w:r>
-        <w:t xml:space="preserve"> </w:t>
+        <w:t> </w:t>
       </w:r>
     </w:p>
     <w:p>
       <w:pPr>
         <w:spacing w:after="200"/>
       </w:pPr>
-      <w:r/>
+      <w:r>
+        <w:br w:type="page"/>
+      </w:r>
     </w:p>
     <w:p>
       <w:pPr>
@@ -4452,7 +4454,7 @@
         </w:numPr>
       </w:pPr>
       <w:r>
-        <w:t xml:space="preserve"> </w:t>
+        <w:t> </w:t>
       </w:r>
     </w:p>
     <w:p>
@@ -4783,7 +4785,7 @@
         </w:numPr>
       </w:pPr>
       <w:r>
-        <w:t xml:space="preserve"> </w:t>
+        <w:t> </w:t>
       </w:r>
     </w:p>
     <w:p>
@@ -4885,7 +4887,7 @@
         </w:numPr>
       </w:pPr>
       <w:r>
-        <w:t xml:space="preserve"> </w:t>
+        <w:t> </w:t>
       </w:r>
     </w:p>
     <w:p>
@@ -5003,7 +5005,7 @@
         </w:numPr>
       </w:pPr>
       <w:r>
-        <w:t xml:space="preserve"> </w:t>
+        <w:t> </w:t>
       </w:r>
     </w:p>
     <w:p>
@@ -5295,7 +5297,7 @@
         </w:numPr>
       </w:pPr>
       <w:r>
-        <w:t xml:space="preserve"> </w:t>
+        <w:t> </w:t>
       </w:r>
     </w:p>
     <w:p>
@@ -5648,7 +5650,7 @@
         </w:numPr>
       </w:pPr>
       <w:r>
-        <w:t xml:space="preserve"> </w:t>
+        <w:t> </w:t>
       </w:r>
     </w:p>
     <w:p>
@@ -5804,7 +5806,7 @@
         </w:numPr>
       </w:pPr>
       <w:r>
-        <w:t xml:space="preserve"> </w:t>
+        <w:t> </w:t>
       </w:r>
     </w:p>
     <w:p>
@@ -6100,7 +6102,7 @@
         </w:numPr>
       </w:pPr>
       <w:r>
-        <w:t xml:space="preserve"> </w:t>
+        <w:t> </w:t>
       </w:r>
     </w:p>
     <w:p>
@@ -6276,7 +6278,7 @@
         </w:numPr>
       </w:pPr>
       <w:r>
-        <w:t xml:space="preserve"> </w:t>
+        <w:t> </w:t>
       </w:r>
     </w:p>
     <w:p>
@@ -6613,7 +6615,7 @@
         </w:numPr>
       </w:pPr>
       <w:r>
-        <w:t xml:space="preserve"> </w:t>
+        <w:t> </w:t>
       </w:r>
     </w:p>
     <w:p>
@@ -6828,7 +6830,7 @@
         </w:numPr>
       </w:pPr>
       <w:r>
-        <w:t xml:space="preserve"> </w:t>
+        <w:t> </w:t>
       </w:r>
     </w:p>
     <w:p>
@@ -7004,7 +7006,7 @@
         </w:numPr>
       </w:pPr>
       <w:r>
-        <w:t xml:space="preserve"> </w:t>
+        <w:t> </w:t>
       </w:r>
     </w:p>
     <w:p>
@@ -7279,7 +7281,7 @@
         </w:numPr>
       </w:pPr>
       <w:r>
-        <w:t xml:space="preserve"> </w:t>
+        <w:t> </w:t>
       </w:r>
     </w:p>
     <w:p>
@@ -7537,7 +7539,7 @@
         </w:numPr>
       </w:pPr>
       <w:r>
-        <w:t xml:space="preserve"> </w:t>
+        <w:t> </w:t>
       </w:r>
     </w:p>
     <w:p>
@@ -7749,7 +7751,7 @@
         </w:numPr>
       </w:pPr>
       <w:r>
-        <w:t xml:space="preserve"> </w:t>
+        <w:t> </w:t>
       </w:r>
     </w:p>
     <w:p>
@@ -8007,7 +8009,7 @@
         </w:numPr>
       </w:pPr>
       <w:r>
-        <w:t xml:space="preserve"> </w:t>
+        <w:t> </w:t>
       </w:r>
     </w:p>
     <w:p>
@@ -8188,7 +8190,7 @@
         </w:numPr>
       </w:pPr>
       <w:r>
-        <w:t xml:space="preserve"> </w:t>
+        <w:t> </w:t>
       </w:r>
     </w:p>
     <w:p>
@@ -8351,7 +8353,7 @@
         </w:numPr>
       </w:pPr>
       <w:r>
-        <w:t xml:space="preserve"> </w:t>
+        <w:t> </w:t>
       </w:r>
     </w:p>
     <w:p>
@@ -8631,7 +8633,7 @@
         </w:numPr>
       </w:pPr>
       <w:r>
-        <w:t xml:space="preserve"> </w:t>
+        <w:t> </w:t>
       </w:r>
     </w:p>
     <w:p>
@@ -8849,7 +8851,7 @@
         </w:numPr>
       </w:pPr>
       <w:r>
-        <w:t xml:space="preserve"> </w:t>
+        <w:t> </w:t>
       </w:r>
     </w:p>
     <w:p>
@@ -9107,7 +9109,7 @@
         </w:numPr>
       </w:pPr>
       <w:r>
-        <w:t xml:space="preserve"> </w:t>
+        <w:t> </w:t>
       </w:r>
     </w:p>
     <w:p>
@@ -9261,7 +9263,7 @@
         </w:numPr>
       </w:pPr>
       <w:r>
-        <w:t xml:space="preserve"> </w:t>
+        <w:t> </w:t>
       </w:r>
     </w:p>
     <w:p>
@@ -9337,7 +9339,7 @@
         </w:numPr>
       </w:pPr>
       <w:r>
-        <w:t xml:space="preserve"> </w:t>
+        <w:t> </w:t>
       </w:r>
     </w:p>
     <w:p>
@@ -9555,7 +9557,7 @@
         </w:numPr>
       </w:pPr>
       <w:r>
-        <w:t xml:space="preserve"> </w:t>
+        <w:t> </w:t>
       </w:r>
     </w:p>
     <w:p>
@@ -9881,7 +9883,7 @@
         </w:numPr>
       </w:pPr>
       <w:r>
-        <w:t xml:space="preserve"> </w:t>
+        <w:t> </w:t>
       </w:r>
     </w:p>
     <w:p>
@@ -10146,7 +10148,7 @@
         </w:numPr>
       </w:pPr>
       <w:r>
-        <w:t xml:space="preserve"> </w:t>
+        <w:t> </w:t>
       </w:r>
     </w:p>
     <w:p>
@@ -10383,7 +10385,7 @@
         </w:numPr>
       </w:pPr>
       <w:r>
-        <w:t xml:space="preserve"> </w:t>
+        <w:t> </w:t>
       </w:r>
     </w:p>
     <w:p>
@@ -10982,7 +10984,7 @@
         </w:numPr>
       </w:pPr>
       <w:r>
-        <w:t xml:space="preserve"> </w:t>
+        <w:t> </w:t>
       </w:r>
     </w:p>
     <w:p>
@@ -11187,7 +11189,7 @@
         </w:numPr>
       </w:pPr>
       <w:r>
-        <w:t xml:space="preserve"> </w:t>
+        <w:t> </w:t>
       </w:r>
     </w:p>
     <w:p>
@@ -11350,7 +11352,7 @@
         </w:numPr>
       </w:pPr>
       <w:r>
-        <w:t xml:space="preserve"> </w:t>
+        <w:t> </w:t>
       </w:r>
     </w:p>
     <w:p>
@@ -11608,7 +11610,7 @@
         </w:numPr>
       </w:pPr>
       <w:r>
-        <w:t xml:space="preserve"> </w:t>
+        <w:t> </w:t>
       </w:r>
     </w:p>
     <w:p>
@@ -11726,7 +11728,7 @@
         </w:numPr>
       </w:pPr>
       <w:r>
-        <w:t xml:space="preserve"> </w:t>
+        <w:t> </w:t>
       </w:r>
     </w:p>
     <w:p>
@@ -11862,7 +11864,7 @@
         </w:numPr>
       </w:pPr>
       <w:r>
-        <w:t xml:space="preserve"> </w:t>
+        <w:t> </w:t>
       </w:r>
     </w:p>
     <w:p>
@@ -12135,7 +12137,7 @@
         </w:numPr>
       </w:pPr>
       <w:r>
-        <w:t xml:space="preserve"> </w:t>
+        <w:t> </w:t>
       </w:r>
     </w:p>
     <w:p>
@@ -12318,7 +12320,7 @@
         </w:numPr>
       </w:pPr>
       <w:r>
-        <w:t xml:space="preserve"> </w:t>
+        <w:t> </w:t>
       </w:r>
     </w:p>
     <w:p>
@@ -12519,7 +12521,7 @@
         </w:numPr>
       </w:pPr>
       <w:r>
-        <w:t xml:space="preserve"> </w:t>
+        <w:t> </w:t>
       </w:r>
     </w:p>
     <w:p>
@@ -12957,7 +12959,7 @@
         </w:numPr>
       </w:pPr>
       <w:r>
-        <w:t xml:space="preserve"> </w:t>
+        <w:t> </w:t>
       </w:r>
     </w:p>
     <w:p>
@@ -13325,7 +13327,7 @@
         </w:numPr>
       </w:pPr>
       <w:r>
-        <w:t xml:space="preserve"> </w:t>
+        <w:t> </w:t>
       </w:r>
     </w:p>
     <w:p>
@@ -13709,7 +13711,7 @@
         </w:numPr>
       </w:pPr>
       <w:r>
-        <w:t xml:space="preserve"> </w:t>
+        <w:t> </w:t>
       </w:r>
     </w:p>
     <w:p>
@@ -13785,7 +13787,7 @@
         </w:numPr>
       </w:pPr>
       <w:r>
-        <w:t xml:space="preserve"> </w:t>
+        <w:t> </w:t>
       </w:r>
     </w:p>
     <w:p>
@@ -13909,7 +13911,7 @@
         </w:numPr>
       </w:pPr>
       <w:r>
-        <w:t xml:space="preserve"> </w:t>
+        <w:t> </w:t>
       </w:r>
     </w:p>
     <w:p>
@@ -14149,7 +14151,7 @@
         </w:numPr>
       </w:pPr>
       <w:r>
-        <w:t xml:space="preserve"> </w:t>
+        <w:t> </w:t>
       </w:r>
     </w:p>
     <w:p>
@@ -14447,7 +14449,7 @@
         </w:numPr>
       </w:pPr>
       <w:r>
-        <w:t xml:space="preserve"> </w:t>
+        <w:t> </w:t>
       </w:r>
     </w:p>
     <w:p>
@@ -14614,7 +14616,7 @@
         </w:numPr>
       </w:pPr>
       <w:r>
-        <w:t xml:space="preserve"> </w:t>
+        <w:t> </w:t>
       </w:r>
     </w:p>
     <w:p>
@@ -14741,7 +14743,7 @@
         </w:numPr>
       </w:pPr>
       <w:r>
-        <w:t xml:space="preserve"> </w:t>
+        <w:t> </w:t>
       </w:r>
     </w:p>
     <w:p>
@@ -14918,7 +14920,7 @@
         </w:numPr>
       </w:pPr>
       <w:r>
-        <w:t xml:space="preserve"> </w:t>
+        <w:t> </w:t>
       </w:r>
     </w:p>
     <w:p>
@@ -15368,7 +15370,7 @@
         </w:numPr>
       </w:pPr>
       <w:r>
-        <w:t xml:space="preserve"> </w:t>
+        <w:t> </w:t>
       </w:r>
     </w:p>
     <w:p>
@@ -15772,7 +15774,7 @@
         </w:numPr>
       </w:pPr>
       <w:r>
-        <w:t xml:space="preserve"> </w:t>
+        <w:t> </w:t>
       </w:r>
     </w:p>
     <w:p>
@@ -16063,7 +16065,7 @@
         </w:numPr>
       </w:pPr>
       <w:r>
-        <w:t xml:space="preserve"> </w:t>
+        <w:t> </w:t>
       </w:r>
     </w:p>
     <w:p>
@@ -16292,7 +16294,8 @@
         </w:numPr>
       </w:pPr>
       <w:r>
-        <w:t xml:space="preserve"> </w:t>
+        <w:lastRenderedPageBreak/>
+        <w:t> </w:t>
       </w:r>
     </w:p>
     <w:p>
@@ -16578,7 +16581,7 @@
         </w:numPr>
       </w:pPr>
       <w:r>
-        <w:t xml:space="preserve"> </w:t>
+        <w:t> </w:t>
       </w:r>
     </w:p>
     <w:p>
@@ -17046,7 +17049,7 @@
         </w:numPr>
       </w:pPr>
       <w:r>
-        <w:t xml:space="preserve"> </w:t>
+        <w:t> </w:t>
       </w:r>
     </w:p>
     <w:p>
@@ -17273,7 +17276,7 @@
         </w:numPr>
       </w:pPr>
       <w:r>
-        <w:t xml:space="preserve"> </w:t>
+        <w:t> </w:t>
       </w:r>
     </w:p>
     <w:p>
@@ -17409,7 +17412,7 @@
         </w:numPr>
       </w:pPr>
       <w:r>
-        <w:t xml:space="preserve"> </w:t>
+        <w:t> </w:t>
       </w:r>
     </w:p>
     <w:p>
@@ -17637,7 +17640,7 @@
         </w:numPr>
       </w:pPr>
       <w:r>
-        <w:t xml:space="preserve"> </w:t>
+        <w:t> </w:t>
       </w:r>
     </w:p>
     <w:p>
@@ -17933,7 +17936,7 @@
         </w:numPr>
       </w:pPr>
       <w:r>
-        <w:t xml:space="preserve"> </w:t>
+        <w:t> </w:t>
       </w:r>
     </w:p>
     <w:p>
@@ -18294,7 +18297,7 @@
         </w:numPr>
       </w:pPr>
       <w:r>
-        <w:t xml:space="preserve"> </w:t>
+        <w:t> </w:t>
       </w:r>
     </w:p>
     <w:p>
@@ -18654,7 +18657,7 @@
         </w:numPr>
       </w:pPr>
       <w:r>
-        <w:t xml:space="preserve"> </w:t>
+        <w:t> </w:t>
       </w:r>
     </w:p>
     <w:p>
@@ -18989,7 +18992,7 @@
         </w:numPr>
       </w:pPr>
       <w:r>
-        <w:t xml:space="preserve"> </w:t>
+        <w:t> </w:t>
       </w:r>
     </w:p>
     <w:p>
@@ -19157,7 +19160,7 @@
         </w:numPr>
       </w:pPr>
       <w:r>
-        <w:t xml:space="preserve"> </w:t>
+        <w:t> </w:t>
       </w:r>
     </w:p>
     <w:p>
@@ -19305,7 +19308,7 @@
         </w:numPr>
       </w:pPr>
       <w:r>
-        <w:t xml:space="preserve"> </w:t>
+        <w:t> </w:t>
       </w:r>
     </w:p>
     <w:p>
@@ -19697,7 +19700,7 @@
         </w:numPr>
       </w:pPr>
       <w:r>
-        <w:t xml:space="preserve"> </w:t>
+        <w:t> </w:t>
       </w:r>
     </w:p>
     <w:p>
@@ -19955,7 +19958,7 @@
         </w:numPr>
       </w:pPr>
       <w:r>
-        <w:t xml:space="preserve"> </w:t>
+        <w:t> </w:t>
       </w:r>
     </w:p>
     <w:p>
@@ -20107,7 +20110,7 @@
         </w:numPr>
       </w:pPr>
       <w:r>
-        <w:t xml:space="preserve"> </w:t>
+        <w:t> </w:t>
       </w:r>
     </w:p>
     <w:p>
@@ -20355,7 +20358,7 @@
         </w:numPr>
       </w:pPr>
       <w:r>
-        <w:t xml:space="preserve"> </w:t>
+        <w:t> </w:t>
       </w:r>
     </w:p>
     <w:p>
@@ -20498,7 +20501,8 @@
         </w:numPr>
       </w:pPr>
       <w:r>
-        <w:t xml:space="preserve"> </w:t>
+        <w:lastRenderedPageBreak/>
+        <w:t> </w:t>
       </w:r>
     </w:p>
     <w:p>
@@ -20884,7 +20888,7 @@
         </w:numPr>
       </w:pPr>
       <w:r>
-        <w:t xml:space="preserve"> </w:t>
+        <w:t> </w:t>
       </w:r>
     </w:p>
     <w:p>
@@ -21047,7 +21051,7 @@
         </w:numPr>
       </w:pPr>
       <w:r>
-        <w:t xml:space="preserve"> </w:t>
+        <w:t> </w:t>
       </w:r>
     </w:p>
     <w:p>
@@ -21301,7 +21305,7 @@
         </w:numPr>
       </w:pPr>
       <w:r>
-        <w:t xml:space="preserve"> </w:t>
+        <w:t> </w:t>
       </w:r>
     </w:p>
     <w:p>
@@ -21510,7 +21514,7 @@
         </w:numPr>
       </w:pPr>
       <w:r>
-        <w:t xml:space="preserve"> </w:t>
+        <w:t> </w:t>
       </w:r>
     </w:p>
     <w:p>
@@ -21659,7 +21663,7 @@
         </w:numPr>
       </w:pPr>
       <w:r>
-        <w:t xml:space="preserve"> </w:t>
+        <w:t> </w:t>
       </w:r>
     </w:p>
     <w:p>
@@ -22025,7 +22029,7 @@
         </w:numPr>
       </w:pPr>
       <w:r>
-        <w:t xml:space="preserve"> </w:t>
+        <w:t> </w:t>
       </w:r>
     </w:p>
     <w:p>
@@ -22291,7 +22295,7 @@
         </w:numPr>
       </w:pPr>
       <w:r>
-        <w:t xml:space="preserve"> </w:t>
+        <w:t> </w:t>
       </w:r>
     </w:p>
     <w:p>
@@ -22434,7 +22438,7 @@
         </w:numPr>
       </w:pPr>
       <w:r>
-        <w:t xml:space="preserve"> </w:t>
+        <w:t> </w:t>
       </w:r>
     </w:p>
     <w:p>
@@ -22607,7 +22611,7 @@
         </w:numPr>
       </w:pPr>
       <w:r>
-        <w:t xml:space="preserve"> </w:t>
+        <w:t> </w:t>
       </w:r>
     </w:p>
     <w:p>
@@ -22737,7 +22741,7 @@
         </w:numPr>
       </w:pPr>
       <w:r>
-        <w:t xml:space="preserve"> </w:t>
+        <w:t> </w:t>
       </w:r>
     </w:p>
     <w:p>
@@ -22931,7 +22935,7 @@
         </w:numPr>
       </w:pPr>
       <w:r>
-        <w:t xml:space="preserve"> </w:t>
+        <w:t> </w:t>
       </w:r>
     </w:p>
     <w:p>
@@ -23193,7 +23197,7 @@
         </w:numPr>
       </w:pPr>
       <w:r>
-        <w:t xml:space="preserve"> </w:t>
+        <w:t> </w:t>
       </w:r>
     </w:p>
     <w:p>
@@ -23404,7 +23408,7 @@
         </w:numPr>
       </w:pPr>
       <w:r>
-        <w:t xml:space="preserve"> </w:t>
+        <w:t> </w:t>
       </w:r>
     </w:p>
     <w:p>
@@ -23552,7 +23556,7 @@
         </w:numPr>
       </w:pPr>
       <w:r>
-        <w:t xml:space="preserve"> </w:t>
+        <w:t> </w:t>
       </w:r>
     </w:p>
     <w:p>
@@ -23689,7 +23693,7 @@
         </w:numPr>
       </w:pPr>
       <w:r>
-        <w:t xml:space="preserve"> </w:t>
+        <w:t> </w:t>
       </w:r>
     </w:p>
     <w:p>
@@ -23867,7 +23871,7 @@
         </w:numPr>
       </w:pPr>
       <w:r>
-        <w:t xml:space="preserve"> </w:t>
+        <w:t> </w:t>
       </w:r>
     </w:p>
     <w:p>
@@ -24070,7 +24074,7 @@
         </w:numPr>
       </w:pPr>
       <w:r>
-        <w:t xml:space="preserve"> </w:t>
+        <w:t> </w:t>
       </w:r>
     </w:p>
     <w:sectPr>
